--- a/public/templates-clean/orhideelor/12. PV predare-primire.docx
+++ b/public/templates-clean/orhideelor/12. PV predare-primire.docx
@@ -16,10 +16,10 @@
         <w:t xml:space="preserve"> </w:t>
       </w:r>
       <w:r>
-        <w:t>{NUMAR_PV}/12.07</w:t>
-      </w:r>
-      <w:r>
-        <w:t>.2026</w:t>
+        <w:t>{NUMAR_PV}/{DATA_CONTRACT}</w:t>
+      </w:r>
+      <w:r>
+        <w:t/>
       </w:r>
     </w:p>
     <w:p>
